--- a/README.md/read me.docx
+++ b/README.md/read me.docx
@@ -68,7 +68,7 @@
     <w:p>
       <w:r>
         <w:pict w14:anchorId="739AA873">
-          <v:rect id="_x0000_i1121" style="width:0;height:1.5pt" o:hralign="center" o:hrstd="t" o:hr="t" fillcolor="#a0a0a0" stroked="f"/>
+          <v:rect id="_x0000_i1025" style="width:0;height:1.5pt" o:hralign="center" o:hrstd="t" o:hr="t" fillcolor="#a0a0a0" stroked="f"/>
         </w:pict>
       </w:r>
     </w:p>
@@ -175,7 +175,7 @@
     <w:p>
       <w:r>
         <w:pict w14:anchorId="0F3D4196">
-          <v:rect id="_x0000_i1122" style="width:0;height:1.5pt" o:hralign="center" o:hrstd="t" o:hr="t" fillcolor="#a0a0a0" stroked="f"/>
+          <v:rect id="_x0000_i1026" style="width:0;height:1.5pt" o:hralign="center" o:hrstd="t" o:hr="t" fillcolor="#a0a0a0" stroked="f"/>
         </w:pict>
       </w:r>
     </w:p>
@@ -289,7 +289,7 @@
     <w:p>
       <w:r>
         <w:pict w14:anchorId="3C09CA12">
-          <v:rect id="_x0000_i1123" style="width:0;height:1.5pt" o:hralign="center" o:hrstd="t" o:hr="t" fillcolor="#a0a0a0" stroked="f"/>
+          <v:rect id="_x0000_i1027" style="width:0;height:1.5pt" o:hralign="center" o:hrstd="t" o:hr="t" fillcolor="#a0a0a0" stroked="f"/>
         </w:pict>
       </w:r>
     </w:p>
@@ -489,7 +489,7 @@
     <w:p>
       <w:r>
         <w:pict w14:anchorId="5E99DF51">
-          <v:rect id="_x0000_i1124" style="width:0;height:1.5pt" o:hralign="center" o:hrstd="t" o:hr="t" fillcolor="#a0a0a0" stroked="f"/>
+          <v:rect id="_x0000_i1028" style="width:0;height:1.5pt" o:hralign="center" o:hrstd="t" o:hr="t" fillcolor="#a0a0a0" stroked="f"/>
         </w:pict>
       </w:r>
     </w:p>
@@ -822,7 +822,7 @@
     <w:p>
       <w:r>
         <w:pict w14:anchorId="50190AE7">
-          <v:rect id="_x0000_i1125" style="width:0;height:1.5pt" o:hralign="center" o:hrstd="t" o:hr="t" fillcolor="#a0a0a0" stroked="f"/>
+          <v:rect id="_x0000_i1029" style="width:0;height:1.5pt" o:hralign="center" o:hrstd="t" o:hr="t" fillcolor="#a0a0a0" stroked="f"/>
         </w:pict>
       </w:r>
     </w:p>
@@ -936,7 +936,7 @@
     <w:p>
       <w:r>
         <w:pict w14:anchorId="6BC43002">
-          <v:rect id="_x0000_i1126" style="width:0;height:1.5pt" o:hralign="center" o:hrstd="t" o:hr="t" fillcolor="#a0a0a0" stroked="f"/>
+          <v:rect id="_x0000_i1030" style="width:0;height:1.5pt" o:hralign="center" o:hrstd="t" o:hr="t" fillcolor="#a0a0a0" stroked="f"/>
         </w:pict>
       </w:r>
     </w:p>
@@ -1154,7 +1154,7 @@
     <w:p>
       <w:r>
         <w:pict w14:anchorId="6072B2BD">
-          <v:rect id="_x0000_i1127" style="width:0;height:1.5pt" o:hralign="center" o:hrstd="t" o:hr="t" fillcolor="#a0a0a0" stroked="f"/>
+          <v:rect id="_x0000_i1031" style="width:0;height:1.5pt" o:hralign="center" o:hrstd="t" o:hr="t" fillcolor="#a0a0a0" stroked="f"/>
         </w:pict>
       </w:r>
     </w:p>
@@ -1261,7 +1261,7 @@
     <w:p>
       <w:r>
         <w:pict w14:anchorId="2B3FD9CC">
-          <v:rect id="_x0000_i1128" style="width:0;height:1.5pt" o:hralign="center" o:hrstd="t" o:hr="t" fillcolor="#a0a0a0" stroked="f"/>
+          <v:rect id="_x0000_i1032" style="width:0;height:1.5pt" o:hralign="center" o:hrstd="t" o:hr="t" fillcolor="#a0a0a0" stroked="f"/>
         </w:pict>
       </w:r>
     </w:p>
@@ -1430,7 +1430,7 @@
     <w:p>
       <w:r>
         <w:pict w14:anchorId="4B93387B">
-          <v:rect id="_x0000_i1129" style="width:0;height:1.5pt" o:hralign="center" o:hrstd="t" o:hr="t" fillcolor="#a0a0a0" stroked="f"/>
+          <v:rect id="_x0000_i1033" style="width:0;height:1.5pt" o:hralign="center" o:hrstd="t" o:hr="t" fillcolor="#a0a0a0" stroked="f"/>
         </w:pict>
       </w:r>
     </w:p>
@@ -1643,7 +1643,7 @@
     <w:p>
       <w:r>
         <w:pict w14:anchorId="69EAAA90">
-          <v:rect id="_x0000_i1130" style="width:0;height:1.5pt" o:hralign="center" o:hrstd="t" o:hr="t" fillcolor="#a0a0a0" stroked="f"/>
+          <v:rect id="_x0000_i1034" style="width:0;height:1.5pt" o:hralign="center" o:hrstd="t" o:hr="t" fillcolor="#a0a0a0" stroked="f"/>
         </w:pict>
       </w:r>
     </w:p>
@@ -1767,7 +1767,7 @@
     <w:p>
       <w:r>
         <w:pict w14:anchorId="6A9E3505">
-          <v:rect id="_x0000_i1131" style="width:0;height:1.5pt" o:hralign="center" o:hrstd="t" o:hr="t" fillcolor="#a0a0a0" stroked="f"/>
+          <v:rect id="_x0000_i1035" style="width:0;height:1.5pt" o:hralign="center" o:hrstd="t" o:hr="t" fillcolor="#a0a0a0" stroked="f"/>
         </w:pict>
       </w:r>
     </w:p>
@@ -1863,7 +1863,7 @@
     <w:p>
       <w:r>
         <w:pict w14:anchorId="5264F16F">
-          <v:rect id="_x0000_i1132" style="width:0;height:1.5pt" o:hralign="center" o:hrstd="t" o:hr="t" fillcolor="#a0a0a0" stroked="f"/>
+          <v:rect id="_x0000_i1036" style="width:0;height:1.5pt" o:hralign="center" o:hrstd="t" o:hr="t" fillcolor="#a0a0a0" stroked="f"/>
         </w:pict>
       </w:r>
     </w:p>
@@ -2167,7 +2167,7 @@
     <w:p>
       <w:r>
         <w:pict w14:anchorId="058F0964">
-          <v:rect id="_x0000_i1133" style="width:0;height:1.5pt" o:hralign="center" o:hrstd="t" o:hr="t" fillcolor="#a0a0a0" stroked="f"/>
+          <v:rect id="_x0000_i1037" style="width:0;height:1.5pt" o:hralign="center" o:hrstd="t" o:hr="t" fillcolor="#a0a0a0" stroked="f"/>
         </w:pict>
       </w:r>
     </w:p>
@@ -2261,7 +2261,7 @@
     <w:p>
       <w:r>
         <w:pict w14:anchorId="5B68018A">
-          <v:rect id="_x0000_i1134" style="width:0;height:1.5pt" o:hralign="center" o:hrstd="t" o:hr="t" fillcolor="#a0a0a0" stroked="f"/>
+          <v:rect id="_x0000_i1038" style="width:0;height:1.5pt" o:hralign="center" o:hrstd="t" o:hr="t" fillcolor="#a0a0a0" stroked="f"/>
         </w:pict>
       </w:r>
     </w:p>
@@ -2357,7 +2357,7 @@
     <w:p>
       <w:r>
         <w:pict w14:anchorId="400FFE86">
-          <v:rect id="_x0000_i1135" style="width:0;height:1.5pt" o:hralign="center" o:hrstd="t" o:hr="t" fillcolor="#a0a0a0" stroked="f"/>
+          <v:rect id="_x0000_i1039" style="width:0;height:1.5pt" o:hralign="center" o:hrstd="t" o:hr="t" fillcolor="#a0a0a0" stroked="f"/>
         </w:pict>
       </w:r>
     </w:p>
@@ -2436,7 +2436,7 @@
     <w:p>
       <w:r>
         <w:pict w14:anchorId="40A42A07">
-          <v:rect id="_x0000_i1136" style="width:0;height:1.5pt" o:hralign="center" o:hrstd="t" o:hr="t" fillcolor="#a0a0a0" stroked="f"/>
+          <v:rect id="_x0000_i1040" style="width:0;height:1.5pt" o:hralign="center" o:hrstd="t" o:hr="t" fillcolor="#a0a0a0" stroked="f"/>
         </w:pict>
       </w:r>
     </w:p>
@@ -4471,6 +4471,7 @@
   <w:style w:type="character" w:default="1" w:styleId="DefaultParagraphFont">
     <w:name w:val="Default Paragraph Font"/>
     <w:uiPriority w:val="1"/>
+    <w:semiHidden/>
     <w:unhideWhenUsed/>
   </w:style>
   <w:style w:type="table" w:default="1" w:styleId="TableNormal">
